--- a/kennedy system proposal.docx
+++ b/kennedy system proposal.docx
@@ -18,44 +18,46 @@
           <w:b/>
           <w:bCs/>
         </w:rPr>
-        <w:t>Predicting House Prices in Kenya</w:t>
-      </w:r>
-    </w:p>
-    <w:p>
-      <w:pPr>
-        <w:spacing w:line="276" w:lineRule="auto"/>
-        <w:jc w:val="center"/>
+        <w:t xml:space="preserve">Machine learning model for predicting house pricing in </w:t>
+      </w:r>
+      <w:proofErr w:type="spellStart"/>
+      <w:r>
         <w:rPr>
           <w:rFonts w:ascii="Montserrat" w:hAnsi="Montserrat"/>
           <w:b/>
           <w:bCs/>
         </w:rPr>
-      </w:pPr>
-      <w:r>
+        <w:t>kenya</w:t>
+      </w:r>
+      <w:proofErr w:type="spellEnd"/>
+    </w:p>
+    <w:p>
+      <w:pPr>
+        <w:spacing w:line="276" w:lineRule="auto"/>
+        <w:jc w:val="center"/>
+        <w:rPr>
+          <w:rFonts w:ascii="Montserrat" w:hAnsi="Montserrat"/>
+        </w:rPr>
+      </w:pPr>
+    </w:p>
+    <w:p>
+      <w:pPr>
+        <w:spacing w:line="276" w:lineRule="auto"/>
+        <w:jc w:val="center"/>
+        <w:rPr>
+          <w:rFonts w:ascii="Montserrat" w:hAnsi="Montserrat"/>
+        </w:rPr>
+      </w:pPr>
+    </w:p>
+    <w:p>
+      <w:pPr>
+        <w:spacing w:line="276" w:lineRule="auto"/>
+        <w:jc w:val="center"/>
         <w:rPr>
           <w:rFonts w:ascii="Montserrat" w:hAnsi="Montserrat"/>
           <w:b/>
           <w:bCs/>
         </w:rPr>
-        <w:t>NYUMBA SENSE ML</w:t>
-      </w:r>
-    </w:p>
-    <w:p>
-      <w:pPr>
-        <w:spacing w:line="276" w:lineRule="auto"/>
-        <w:jc w:val="center"/>
-        <w:rPr>
-          <w:rFonts w:ascii="Montserrat" w:hAnsi="Montserrat"/>
-        </w:rPr>
-      </w:pPr>
-    </w:p>
-    <w:p>
-      <w:pPr>
-        <w:spacing w:line="276" w:lineRule="auto"/>
-        <w:jc w:val="center"/>
-        <w:rPr>
-          <w:rFonts w:ascii="Montserrat" w:hAnsi="Montserrat"/>
-        </w:rPr>
       </w:pPr>
     </w:p>
     <w:p>
@@ -68,25 +70,25 @@
           <w:bCs/>
         </w:rPr>
       </w:pPr>
-    </w:p>
-    <w:p>
-      <w:pPr>
-        <w:spacing w:line="276" w:lineRule="auto"/>
-        <w:jc w:val="center"/>
+      <w:r>
         <w:rPr>
           <w:rFonts w:ascii="Montserrat" w:hAnsi="Montserrat"/>
           <w:b/>
           <w:bCs/>
         </w:rPr>
-      </w:pPr>
-      <w:r>
+        <w:t>SYSTEM PROPOSAL</w:t>
+      </w:r>
+    </w:p>
+    <w:p>
+      <w:pPr>
+        <w:spacing w:line="276" w:lineRule="auto"/>
+        <w:jc w:val="center"/>
         <w:rPr>
           <w:rFonts w:ascii="Montserrat" w:hAnsi="Montserrat"/>
           <w:b/>
           <w:bCs/>
         </w:rPr>
-        <w:t>SYSTEM PROPOSAL</w:t>
-      </w:r>
+      </w:pPr>
     </w:p>
     <w:p>
       <w:pPr>
@@ -131,24 +133,21 @@
           <w:bCs/>
         </w:rPr>
       </w:pPr>
-    </w:p>
-    <w:p>
-      <w:pPr>
-        <w:spacing w:line="276" w:lineRule="auto"/>
-        <w:jc w:val="center"/>
+      <w:r>
         <w:rPr>
           <w:rFonts w:ascii="Montserrat" w:hAnsi="Montserrat"/>
           <w:b/>
           <w:bCs/>
         </w:rPr>
-      </w:pPr>
+        <w:t>SUBMITTED BY,</w:t>
+      </w:r>
       <w:r>
         <w:rPr>
           <w:rFonts w:ascii="Montserrat" w:hAnsi="Montserrat"/>
           <w:b/>
           <w:bCs/>
         </w:rPr>
-        <w:t>SUBMITTED BY,</w:t>
+        <w:br/>
       </w:r>
       <w:r>
         <w:rPr>
@@ -156,7 +155,7 @@
           <w:b/>
           <w:bCs/>
         </w:rPr>
-        <w:br/>
+        <w:t>KENNEDY KARIUKI MAINA</w:t>
       </w:r>
       <w:r>
         <w:rPr>
@@ -164,7 +163,7 @@
           <w:b/>
           <w:bCs/>
         </w:rPr>
-        <w:t>KENNEDY KARIUKI MAINA</w:t>
+        <w:br/>
       </w:r>
       <w:r>
         <w:rPr>
@@ -172,16 +171,19 @@
           <w:b/>
           <w:bCs/>
         </w:rPr>
-        <w:br/>
-      </w:r>
-      <w:r>
+        <w:t>DDA-03-0116/2025</w:t>
+      </w:r>
+    </w:p>
+    <w:p>
+      <w:pPr>
+        <w:spacing w:line="276" w:lineRule="auto"/>
+        <w:jc w:val="center"/>
         <w:rPr>
           <w:rFonts w:ascii="Montserrat" w:hAnsi="Montserrat"/>
           <w:b/>
           <w:bCs/>
         </w:rPr>
-        <w:t>DDA-03-0116/2025</w:t>
-      </w:r>
+      </w:pPr>
     </w:p>
     <w:p>
       <w:pPr>
@@ -248,25 +250,25 @@
           <w:bCs/>
         </w:rPr>
       </w:pPr>
-    </w:p>
-    <w:p>
-      <w:pPr>
-        <w:spacing w:line="276" w:lineRule="auto"/>
-        <w:jc w:val="center"/>
+      <w:r>
         <w:rPr>
           <w:rFonts w:ascii="Montserrat" w:hAnsi="Montserrat"/>
           <w:b/>
           <w:bCs/>
         </w:rPr>
-      </w:pPr>
-      <w:r>
+        <w:t>A RESEARCH SYSTEM PROPOSAL SUBMITTED IN FULFILMENT FOR PROGRESSION TO SYSTEM PROJECT, TO THE DEPARTMENT OF ICT AND ENGINEERING OF ZETECH UNIVERSITY</w:t>
+      </w:r>
+    </w:p>
+    <w:p>
+      <w:pPr>
+        <w:spacing w:line="276" w:lineRule="auto"/>
+        <w:jc w:val="center"/>
         <w:rPr>
           <w:rFonts w:ascii="Montserrat" w:hAnsi="Montserrat"/>
           <w:b/>
           <w:bCs/>
         </w:rPr>
-        <w:t>A RESEARCH SYSTEM PROPOSAL SUBMITTED IN FULFILMENT FOR PROGRESSION TO SYSTEM PROJECT, TO THE DEPARTMENT OF ICT AND ENGINEERING OF ZETECH UNIVERSITY</w:t>
-      </w:r>
+      </w:pPr>
     </w:p>
     <w:p>
       <w:pPr>
@@ -311,28 +313,23 @@
           <w:bCs/>
         </w:rPr>
       </w:pPr>
-    </w:p>
-    <w:p>
-      <w:pPr>
-        <w:spacing w:line="276" w:lineRule="auto"/>
-        <w:jc w:val="center"/>
+      <w:r>
         <w:rPr>
           <w:rFonts w:ascii="Montserrat" w:hAnsi="Montserrat"/>
           <w:b/>
           <w:bCs/>
         </w:rPr>
-      </w:pPr>
-      <w:r>
-        <w:rPr>
-          <w:rFonts w:ascii="Montserrat" w:hAnsi="Montserrat"/>
-          <w:b/>
-          <w:bCs/>
-        </w:rPr>
         <w:t>SEP 2026</w:t>
       </w:r>
     </w:p>
     <w:sdt>
       <w:sdtPr>
+        <w:rPr>
+          <w:rFonts w:ascii="Times New Roman" w:eastAsiaTheme="minorHAnsi" w:hAnsi="Times New Roman" w:cstheme="minorBidi"/>
+          <w:b w:val="0"/>
+          <w:sz w:val="24"/>
+          <w:szCs w:val="24"/>
+        </w:rPr>
         <w:id w:val="1004783752"/>
         <w:docPartObj>
           <w:docPartGallery w:val="Table of Contents"/>
@@ -341,11 +338,8 @@
       </w:sdtPr>
       <w:sdtEndPr>
         <w:rPr>
-          <w:rFonts w:ascii="Times New Roman" w:eastAsiaTheme="minorHAnsi" w:hAnsi="Times New Roman" w:cstheme="minorBidi"/>
           <w:bCs/>
           <w:noProof/>
-          <w:sz w:val="24"/>
-          <w:szCs w:val="24"/>
         </w:rPr>
       </w:sdtEndPr>
       <w:sdtContent>
@@ -1377,7 +1371,7 @@
           <w:sz w:val="22"/>
           <w:szCs w:val="22"/>
         </w:rPr>
-        <w:t>To identify the key features (property attributes, location, amenities, and surrounding infrastructure) that influence house prices.</w:t>
+        <w:t>To identify the key features that influence house prices.</w:t>
       </w:r>
     </w:p>
     <w:p>
@@ -1426,29 +1420,8 @@
     </w:p>
     <w:p>
       <w:pPr>
-        <w:numPr>
-          <w:ilvl w:val="0"/>
-          <w:numId w:val="1"/>
-        </w:numPr>
-        <w:spacing w:line="276" w:lineRule="auto"/>
-        <w:rPr>
-          <w:rFonts w:ascii="Montserrat" w:hAnsi="Montserrat"/>
-          <w:sz w:val="22"/>
-          <w:szCs w:val="22"/>
-        </w:rPr>
-      </w:pPr>
-      <w:r>
-        <w:rPr>
-          <w:rFonts w:ascii="Montserrat" w:hAnsi="Montserrat"/>
-          <w:sz w:val="22"/>
-          <w:szCs w:val="22"/>
-        </w:rPr>
-        <w:t>To provide actionable insights for buyers, sellers, investors, and policymakers based on the findings.</w:t>
-      </w:r>
-    </w:p>
-    <w:p>
-      <w:pPr>
-        <w:spacing w:line="276" w:lineRule="auto"/>
+        <w:spacing w:line="276" w:lineRule="auto"/>
+        <w:ind w:left="720"/>
         <w:rPr>
           <w:rFonts w:ascii="Montserrat" w:hAnsi="Montserrat"/>
           <w:sz w:val="22"/>
@@ -1493,23 +1466,7 @@
           <w:sz w:val="22"/>
           <w:szCs w:val="22"/>
         </w:rPr>
-        <w:t xml:space="preserve"> </w:t>
-      </w:r>
-      <w:r>
-        <w:rPr>
-          <w:rFonts w:ascii="Montserrat" w:hAnsi="Montserrat"/>
-          <w:sz w:val="22"/>
-          <w:szCs w:val="22"/>
-        </w:rPr>
-        <w:t>property details, location, amenities and surroundings</w:t>
-      </w:r>
-      <w:r>
-        <w:rPr>
-          <w:rFonts w:ascii="Montserrat" w:hAnsi="Montserrat"/>
-          <w:sz w:val="22"/>
-          <w:szCs w:val="22"/>
-        </w:rPr>
-        <w:t xml:space="preserve">. </w:t>
+        <w:t xml:space="preserve"> property details, location, amenities and surroundings. </w:t>
       </w:r>
     </w:p>
     <w:p>
@@ -1597,7 +1554,6 @@
       </w:pPr>
       <w:bookmarkStart w:id="8" w:name="_Toc241248453"/>
       <w:r>
-        <w:lastRenderedPageBreak/>
         <w:t xml:space="preserve">1.6 </w:t>
       </w:r>
       <w:r>
@@ -1668,6 +1624,7 @@
           <w:sz w:val="22"/>
           <w:szCs w:val="22"/>
         </w:rPr>
+        <w:lastRenderedPageBreak/>
         <w:t>How accurately can machine learning models predict house prices in Kenya?</w:t>
       </w:r>
     </w:p>
@@ -2575,6 +2532,7 @@
   <w:style w:type="character" w:default="1" w:styleId="DefaultParagraphFont">
     <w:name w:val="Default Paragraph Font"/>
     <w:uiPriority w:val="1"/>
+    <w:semiHidden/>
     <w:unhideWhenUsed/>
   </w:style>
   <w:style w:type="table" w:default="1" w:styleId="TableNormal">

--- a/kennedy system proposal.docx
+++ b/kennedy system proposal.docx
@@ -18,18 +18,8 @@
           <w:b/>
           <w:bCs/>
         </w:rPr>
-        <w:t xml:space="preserve">Machine learning model for predicting house pricing in </w:t>
-      </w:r>
-      <w:proofErr w:type="spellStart"/>
-      <w:r>
-        <w:rPr>
-          <w:rFonts w:ascii="Montserrat" w:hAnsi="Montserrat"/>
-          <w:b/>
-          <w:bCs/>
-        </w:rPr>
-        <w:t>kenya</w:t>
-      </w:r>
-      <w:proofErr w:type="spellEnd"/>
+        <w:t>Machine learning model for predicting house pricing in kenya</w:t>
+      </w:r>
     </w:p>
     <w:p>
       <w:pPr>
@@ -1174,7 +1164,23 @@
           <w:sz w:val="22"/>
           <w:szCs w:val="22"/>
         </w:rPr>
-        <w:t>Online platforms have lots of property information, but nobody is really using it to predict prices. This study wants to change that—by using machine learning to figure out what really drives house prices and build a tool that can estimate prices accurately.</w:t>
+        <w:t>Online platforms have lots of property information, but nobody is really using it to predict prices. This study wants to change that</w:t>
+      </w:r>
+      <w:r>
+        <w:rPr>
+          <w:rFonts w:ascii="Montserrat" w:hAnsi="Montserrat"/>
+          <w:sz w:val="22"/>
+          <w:szCs w:val="22"/>
+        </w:rPr>
+        <w:t xml:space="preserve">, </w:t>
+      </w:r>
+      <w:r>
+        <w:rPr>
+          <w:rFonts w:ascii="Montserrat" w:hAnsi="Montserrat"/>
+          <w:sz w:val="22"/>
+          <w:szCs w:val="22"/>
+        </w:rPr>
+        <w:t>by using machine learning to figure out what really drives house prices and build a tool that can estimate prices accurately.</w:t>
       </w:r>
     </w:p>
     <w:p>
